--- a/tests/questoes/fixtures/teste 2 app.docx
+++ b/tests/questoes/fixtures/teste 2 app.docx
@@ -18,6 +18,7 @@
     <w:p>
       <w:pPr>
         <w:pStyle w:val="Corpodetexto"/>
+        <w:jc w:val="center"/>
       </w:pPr>
       <w:bookmarkStart w:id="0" w:name="formula0"/>
       <w:r>
@@ -78,7 +79,7 @@
     </w:p>
     <w:p>
       <w:pPr>
-        <w:pStyle w:val="MultipleChoiceAlternative"/>
+        <w:pStyle w:val="Corpodetexto"/>
       </w:pPr>
       <w:r>
         <w:t xml:space="preserve">a)  0,96. </w:t>
@@ -1391,10 +1392,7 @@
         <w:pStyle w:val="Ttulo3"/>
       </w:pPr>
       <w:r>
-        <w:t xml:space="preserve">Dificuldade: </w:t>
-      </w:r>
-      <w:r>
-        <w:t>Média</w:t>
+        <w:t>Dificuldade: Média</w:t>
       </w:r>
     </w:p>
     <w:p>
@@ -1422,8 +1420,21 @@
       <w:pPr>
         <w:pStyle w:val="Corpodetexto"/>
       </w:pPr>
-      <w:r>
-        <w:t>)A uniformidade da temperatura em um ambiente refrigerado depende, além do bom funcionamento do aparelho de ar condicionado, de uma instalação adequada, visando a uma transferência de calor eficiente. Isso pode ser verificado pelo instalador utilizando um termômetro de infravermelho para inspecionar diferentes áreas do recinto. Analise as afirmativas 1, 2, 3 e 4 sobre os mecanismos de transferência de calor: condução, convecção e radiação.</w:t>
+      <w:proofErr w:type="gramStart"/>
+      <w:r>
+        <w:t>)A</w:t>
+      </w:r>
+      <w:proofErr w:type="gramEnd"/>
+      <w:r>
+        <w:t xml:space="preserve"> uniformidade da temperatura em um ambiente refrigerado depende, além do bom funcionamento do aparelho de </w:t>
+      </w:r>
+      <w:proofErr w:type="gramStart"/>
+      <w:r>
+        <w:t>ar condicionado</w:t>
+      </w:r>
+      <w:proofErr w:type="gramEnd"/>
+      <w:r>
+        <w:t>, de uma instalação adequada, visando a uma transferência de calor eficiente. Isso pode ser verificado pelo instalador utilizando um termômetro de infravermelho para inspecionar diferentes áreas do recinto. Analise as afirmativas 1, 2, 3 e 4 sobre os mecanismos de transferência de calor: condução, convecção e radiação.</w:t>
       </w:r>
     </w:p>
     <w:p>
@@ -1908,10 +1919,7 @@
         <w:pStyle w:val="Ttulo3"/>
       </w:pPr>
       <w:r>
-        <w:t xml:space="preserve">Dificuldade: </w:t>
-      </w:r>
-      <w:r>
-        <w:t>Difícil</w:t>
+        <w:t>Dificuldade: Difícil</w:t>
       </w:r>
     </w:p>
     <w:p>
